--- a/05组织架构和职责说明/CYYH-ITSS-05-01 组织架构及职责说明.docx
+++ b/05组织架构和职责说明/CYYH-ITSS-05-01 组织架构及职责说明.docx
@@ -48,54 +48,6 @@
     </w:p>
     <w:p>
       <w:pPr>
-        <w:pStyle w:val="2"/>
-        <w:spacing w:line="244" w:lineRule="auto"/>
-      </w:pPr>
-    </w:p>
-    <w:p>
-      <w:pPr>
-        <w:pStyle w:val="2"/>
-        <w:spacing w:line="244" w:lineRule="auto"/>
-      </w:pPr>
-    </w:p>
-    <w:p>
-      <w:pPr>
-        <w:pStyle w:val="2"/>
-        <w:spacing w:line="244" w:lineRule="auto"/>
-      </w:pPr>
-    </w:p>
-    <w:p>
-      <w:pPr>
-        <w:pStyle w:val="2"/>
-        <w:spacing w:line="244" w:lineRule="auto"/>
-      </w:pPr>
-    </w:p>
-    <w:p>
-      <w:pPr>
-        <w:pStyle w:val="2"/>
-        <w:spacing w:line="244" w:lineRule="auto"/>
-      </w:pPr>
-    </w:p>
-    <w:p>
-      <w:pPr>
-        <w:pStyle w:val="2"/>
-        <w:spacing w:line="244" w:lineRule="auto"/>
-      </w:pPr>
-    </w:p>
-    <w:p>
-      <w:pPr>
-        <w:pStyle w:val="2"/>
-        <w:spacing w:line="244" w:lineRule="auto"/>
-      </w:pPr>
-    </w:p>
-    <w:p>
-      <w:pPr>
-        <w:pStyle w:val="2"/>
-        <w:spacing w:line="244" w:lineRule="auto"/>
-      </w:pPr>
-    </w:p>
-    <w:p>
-      <w:pPr>
         <w:spacing w:before="140" w:line="225" w:lineRule="auto"/>
         <w:ind w:left="1092"/>
         <w:rPr>
@@ -104,6 +56,13 @@
           <w:szCs w:val="43"/>
         </w:rPr>
       </w:pPr>
+      <w:r>
+        <w:rPr>
+          <w:rFonts w:hint="eastAsia" w:eastAsia="黑体"/>
+          <w:lang w:val="en-US" w:eastAsia="zh-CN"/>
+        </w:rPr>
+        <w:t>=</w:t>
+      </w:r>
       <w:r>
         <w:rPr>
           <w:rFonts w:ascii="黑体" w:hAnsi="黑体" w:eastAsia="黑体" w:cs="黑体"/>
@@ -242,30 +201,6 @@
     </w:p>
     <w:p>
       <w:pPr>
-        <w:pStyle w:val="2"/>
-        <w:spacing w:line="249" w:lineRule="auto"/>
-      </w:pPr>
-    </w:p>
-    <w:p>
-      <w:pPr>
-        <w:pStyle w:val="2"/>
-        <w:spacing w:line="249" w:lineRule="auto"/>
-      </w:pPr>
-    </w:p>
-    <w:p>
-      <w:pPr>
-        <w:pStyle w:val="2"/>
-        <w:spacing w:line="249" w:lineRule="auto"/>
-      </w:pPr>
-    </w:p>
-    <w:p>
-      <w:pPr>
-        <w:pStyle w:val="2"/>
-        <w:spacing w:line="249" w:lineRule="auto"/>
-      </w:pPr>
-    </w:p>
-    <w:p>
-      <w:pPr>
         <w:spacing w:before="98" w:line="221" w:lineRule="auto"/>
         <w:ind w:left="2876"/>
         <w:outlineLvl w:val="0"/>
@@ -275,6 +210,13 @@
           <w:szCs w:val="30"/>
         </w:rPr>
       </w:pPr>
+      <w:r>
+        <w:rPr>
+          <w:rFonts w:hint="eastAsia" w:eastAsia="黑体"/>
+          <w:lang w:val="en-US" w:eastAsia="zh-CN"/>
+        </w:rPr>
+        <w:t>=</w:t>
+      </w:r>
       <w:r>
         <w:rPr>
           <w:rFonts w:ascii="黑体" w:hAnsi="黑体" w:eastAsia="黑体" w:cs="黑体"/>
@@ -1763,18 +1705,6 @@
     </w:p>
     <w:p>
       <w:pPr>
-        <w:pStyle w:val="2"/>
-        <w:spacing w:line="353" w:lineRule="auto"/>
-      </w:pPr>
-    </w:p>
-    <w:p>
-      <w:pPr>
-        <w:pStyle w:val="2"/>
-        <w:spacing w:line="353" w:lineRule="auto"/>
-      </w:pPr>
-    </w:p>
-    <w:p>
-      <w:pPr>
         <w:spacing w:before="78"/>
         <w:ind w:left="109"/>
         <w:rPr>
@@ -1809,12 +1739,6 @@
         </w:rPr>
         <w:t>服务台）。</w:t>
       </w:r>
-    </w:p>
-    <w:p>
-      <w:pPr>
-        <w:pStyle w:val="2"/>
-        <w:spacing w:line="409" w:lineRule="auto"/>
-      </w:pPr>
     </w:p>
     <w:p>
       <w:pPr>
@@ -1827,6 +1751,8 @@
           <w:szCs w:val="43"/>
         </w:rPr>
       </w:pPr>
+      <w:bookmarkStart w:id="0" w:name="_GoBack"/>
+      <w:bookmarkEnd w:id="0"/>
       <w:r>
         <w:rPr>
           <w:rFonts w:ascii="宋体" w:hAnsi="宋体" w:eastAsia="宋体" w:cs="宋体"/>
@@ -2571,8 +2497,6 @@
           <w:szCs w:val="24"/>
         </w:rPr>
       </w:pPr>
-      <w:bookmarkStart w:id="0" w:name="_GoBack"/>
-      <w:bookmarkEnd w:id="0"/>
       <w:r>
         <w:rPr>
           <w:rFonts w:ascii="宋体" w:hAnsi="宋体" w:eastAsia="宋体" w:cs="宋体"/>
